--- a/public/files/udirdamj.docx
+++ b/public/files/udirdamj.docx
@@ -531,18 +531,7 @@
                 <w:highlight w:val="white"/>
                 <w:lang w:val="mn-MN"/>
               </w:rPr>
-              <w:t>2025 оны 4-р сар</w:t>
-            </w:r>
-            <w:bookmarkStart w:id="0" w:name="_GoBack"/>
-            <w:bookmarkEnd w:id="0"/>
-            <w:r>
-              <w:rPr>
-                <w:sz w:val="20"/>
-                <w:szCs w:val="20"/>
-                <w:highlight w:val="white"/>
-                <w:lang w:val="mn-MN"/>
-              </w:rPr>
-              <w:t>ын 15</w:t>
+              <w:t>2025 оны 4-р сарын 15</w:t>
             </w:r>
           </w:p>
         </w:tc>
@@ -2150,23 +2139,7 @@
           <w:highlight w:val="white"/>
           <w:lang w:val="mn-MN"/>
         </w:rPr>
-        <w:t xml:space="preserve">Шүүгчдийн хороо нь </w:t>
-      </w:r>
-      <w:proofErr w:type="spellStart"/>
-      <w:r>
-        <w:rPr>
-          <w:highlight w:val="white"/>
-          <w:lang w:val="mn-MN"/>
-        </w:rPr>
-        <w:t>эвент</w:t>
-      </w:r>
-      <w:proofErr w:type="spellEnd"/>
-      <w:r>
-        <w:rPr>
-          <w:highlight w:val="white"/>
-          <w:lang w:val="mn-MN"/>
-        </w:rPr>
-        <w:t xml:space="preserve"> зохион байгуулж буй гишүүд шалгаруулна.</w:t>
+        <w:t>Шүүгчдийн хороо нь эвент зохион байгуулж буй гишүүд шалгаруулна.</w:t>
       </w:r>
     </w:p>
     <w:p>
@@ -2443,17 +2416,17 @@
                 <w:bCs/>
                 <w:sz w:val="20"/>
                 <w:highlight w:val="white"/>
-                <w:lang w:val="mn-MN"/>
-              </w:rPr>
-            </w:pPr>
-            <w:r>
-              <w:rPr>
-                <w:bCs/>
-                <w:sz w:val="20"/>
-                <w:highlight w:val="white"/>
-                <w:lang w:val="mn-MN"/>
-              </w:rPr>
-              <w:t>500,000 ₮</w:t>
+                <w:lang w:val="en-US"/>
+              </w:rPr>
+            </w:pPr>
+            <w:r>
+              <w:rPr>
+                <w:bCs/>
+                <w:sz w:val="20"/>
+                <w:highlight w:val="white"/>
+                <w:lang w:val="en-US"/>
+              </w:rPr>
+              <w:t>-</w:t>
             </w:r>
           </w:p>
         </w:tc>
@@ -2483,17 +2456,17 @@
                 <w:bCs/>
                 <w:sz w:val="20"/>
                 <w:highlight w:val="white"/>
-                <w:lang w:val="mn-MN"/>
-              </w:rPr>
-            </w:pPr>
-            <w:r>
-              <w:rPr>
-                <w:bCs/>
-                <w:sz w:val="20"/>
-                <w:highlight w:val="white"/>
-                <w:lang w:val="mn-MN"/>
-              </w:rPr>
-              <w:t>“Americano english ” 500,000₮ эрхийн бичиг</w:t>
+                <w:lang w:val="en-US"/>
+              </w:rPr>
+            </w:pPr>
+            <w:r>
+              <w:rPr>
+                <w:bCs/>
+                <w:sz w:val="20"/>
+                <w:highlight w:val="white"/>
+                <w:lang w:val="en-US"/>
+              </w:rPr>
+              <w:t>-</w:t>
             </w:r>
           </w:p>
         </w:tc>
@@ -2568,17 +2541,17 @@
                 <w:bCs/>
                 <w:sz w:val="20"/>
                 <w:highlight w:val="white"/>
-                <w:lang w:val="mn-MN"/>
-              </w:rPr>
-            </w:pPr>
-            <w:r>
-              <w:rPr>
-                <w:bCs/>
-                <w:sz w:val="20"/>
-                <w:highlight w:val="white"/>
-                <w:lang w:val="mn-MN"/>
-              </w:rPr>
-              <w:t>400,000 ₮</w:t>
+                <w:lang w:val="en-US"/>
+              </w:rPr>
+            </w:pPr>
+            <w:r>
+              <w:rPr>
+                <w:bCs/>
+                <w:sz w:val="20"/>
+                <w:highlight w:val="white"/>
+                <w:lang w:val="en-US"/>
+              </w:rPr>
+              <w:t>-</w:t>
             </w:r>
           </w:p>
         </w:tc>
@@ -2608,17 +2581,17 @@
                 <w:bCs/>
                 <w:sz w:val="20"/>
                 <w:highlight w:val="white"/>
-                <w:lang w:val="mn-MN"/>
-              </w:rPr>
-            </w:pPr>
-            <w:r>
-              <w:rPr>
-                <w:bCs/>
-                <w:sz w:val="20"/>
-                <w:highlight w:val="white"/>
-                <w:lang w:val="mn-MN"/>
-              </w:rPr>
-              <w:t>“Americano english ” 500,000₮ эрхийн бичиг</w:t>
+                <w:lang w:val="en-US"/>
+              </w:rPr>
+            </w:pPr>
+            <w:r>
+              <w:rPr>
+                <w:bCs/>
+                <w:sz w:val="20"/>
+                <w:highlight w:val="white"/>
+                <w:lang w:val="en-US"/>
+              </w:rPr>
+              <w:t>-</w:t>
             </w:r>
           </w:p>
         </w:tc>
@@ -2693,17 +2666,17 @@
                 <w:bCs/>
                 <w:sz w:val="20"/>
                 <w:highlight w:val="white"/>
-                <w:lang w:val="mn-MN"/>
-              </w:rPr>
-            </w:pPr>
-            <w:r>
-              <w:rPr>
-                <w:bCs/>
-                <w:sz w:val="20"/>
-                <w:highlight w:val="white"/>
-                <w:lang w:val="mn-MN"/>
-              </w:rPr>
-              <w:t>300,000 ₮</w:t>
+                <w:lang w:val="en-US"/>
+              </w:rPr>
+            </w:pPr>
+            <w:r>
+              <w:rPr>
+                <w:bCs/>
+                <w:sz w:val="20"/>
+                <w:highlight w:val="white"/>
+                <w:lang w:val="en-US"/>
+              </w:rPr>
+              <w:t>-</w:t>
             </w:r>
           </w:p>
         </w:tc>
@@ -2818,17 +2791,17 @@
                 <w:bCs/>
                 <w:sz w:val="20"/>
                 <w:highlight w:val="white"/>
-                <w:lang w:val="mn-MN"/>
-              </w:rPr>
-            </w:pPr>
-            <w:r>
-              <w:rPr>
-                <w:bCs/>
-                <w:sz w:val="20"/>
-                <w:highlight w:val="white"/>
-                <w:lang w:val="mn-MN"/>
-              </w:rPr>
-              <w:t>200,000 ₮</w:t>
+                <w:lang w:val="en-US"/>
+              </w:rPr>
+            </w:pPr>
+            <w:r>
+              <w:rPr>
+                <w:bCs/>
+                <w:sz w:val="20"/>
+                <w:highlight w:val="white"/>
+                <w:lang w:val="en-US"/>
+              </w:rPr>
+              <w:t>-</w:t>
             </w:r>
           </w:p>
         </w:tc>
@@ -2943,18 +2916,20 @@
                 <w:bCs/>
                 <w:sz w:val="20"/>
                 <w:highlight w:val="white"/>
-                <w:lang w:val="mn-MN"/>
-              </w:rPr>
-            </w:pPr>
-            <w:r>
-              <w:rPr>
-                <w:bCs/>
-                <w:sz w:val="20"/>
-                <w:highlight w:val="white"/>
-                <w:lang w:val="mn-MN"/>
-              </w:rPr>
-              <w:t>100,000 ₮</w:t>
-            </w:r>
+                <w:lang w:val="en-US"/>
+              </w:rPr>
+            </w:pPr>
+            <w:r>
+              <w:rPr>
+                <w:bCs/>
+                <w:sz w:val="20"/>
+                <w:highlight w:val="white"/>
+                <w:lang w:val="en-US"/>
+              </w:rPr>
+              <w:t>-</w:t>
+            </w:r>
+            <w:bookmarkStart w:id="0" w:name="_GoBack"/>
+            <w:bookmarkEnd w:id="0"/>
           </w:p>
         </w:tc>
         <w:tc>
@@ -3734,6 +3709,7 @@
   <w:style w:type="character" w:default="1" w:styleId="DefaultParagraphFont">
     <w:name w:val="Default Paragraph Font"/>
     <w:uiPriority w:val="1"/>
+    <w:semiHidden/>
     <w:unhideWhenUsed/>
   </w:style>
   <w:style w:type="table" w:default="1" w:styleId="TableNormal">

--- a/public/files/udirdamj.docx
+++ b/public/files/udirdamj.docx
@@ -736,7 +736,34 @@
                 <w:highlight w:val="white"/>
                 <w:lang w:val="mn-MN"/>
               </w:rPr>
-              <w:t>Түүх, нийгмийн багш Амарзаяа</w:t>
+              <w:t xml:space="preserve">Түүх, нийгмийн багш </w:t>
+            </w:r>
+            <w:r>
+              <w:rPr>
+                <w:sz w:val="20"/>
+                <w:szCs w:val="20"/>
+                <w:highlight w:val="white"/>
+                <w:lang w:val="mn-MN"/>
+              </w:rPr>
+              <w:br/>
+            </w:r>
+            <w:r>
+              <w:rPr>
+                <w:sz w:val="20"/>
+                <w:szCs w:val="20"/>
+                <w:highlight w:val="white"/>
+                <w:lang w:val="mn-MN"/>
+              </w:rPr>
+              <w:t xml:space="preserve">Б. </w:t>
+            </w:r>
+            <w:r>
+              <w:rPr>
+                <w:sz w:val="20"/>
+                <w:szCs w:val="20"/>
+                <w:highlight w:val="white"/>
+                <w:lang w:val="mn-MN"/>
+              </w:rPr>
+              <w:t>Амарзаяа</w:t>
             </w:r>
           </w:p>
         </w:tc>
@@ -1055,6 +1082,8 @@
         </w:rPr>
         <w:t>Жич: Нэг сурагч зөвхөн нэг эсээ бүтээл оруулах эрхтэй.</w:t>
       </w:r>
+      <w:bookmarkStart w:id="0" w:name="_GoBack"/>
+      <w:bookmarkEnd w:id="0"/>
     </w:p>
     <w:p>
       <w:pPr>
@@ -1485,6 +1514,24 @@
               </w:rPr>
               <w:t>Эсээний бүтэц, логик дараалал</w:t>
             </w:r>
+            <w:r>
+              <w:rPr>
+                <w:sz w:val="20"/>
+                <w:szCs w:val="20"/>
+                <w:highlight w:val="white"/>
+                <w:lang w:val="mn-MN"/>
+              </w:rPr>
+              <w:t xml:space="preserve">, </w:t>
+            </w:r>
+            <w:r>
+              <w:rPr>
+                <w:sz w:val="20"/>
+                <w:szCs w:val="20"/>
+                <w:highlight w:val="white"/>
+                <w:lang w:val="mn-MN"/>
+              </w:rPr>
+              <w:t>хэсэг бүрийг бичихдээ хоорондын уялдаа холбоо логик уялдааг сайтар гаргаж өгсөн байх ёстой</w:t>
+            </w:r>
           </w:p>
         </w:tc>
       </w:tr>
@@ -1566,7 +1613,16 @@
                 <w:highlight w:val="white"/>
                 <w:lang w:val="mn-MN"/>
               </w:rPr>
-              <w:t>20 оноо</w:t>
+              <w:t>15</w:t>
+            </w:r>
+            <w:r>
+              <w:rPr>
+                <w:sz w:val="20"/>
+                <w:szCs w:val="20"/>
+                <w:highlight w:val="white"/>
+                <w:lang w:val="mn-MN"/>
+              </w:rPr>
+              <w:t xml:space="preserve"> оноо</w:t>
             </w:r>
           </w:p>
         </w:tc>
@@ -1606,6 +1662,15 @@
                 <w:lang w:val="mn-MN"/>
               </w:rPr>
               <w:t>Монгол хэлний дүрэм, үг хэллэг</w:t>
+            </w:r>
+            <w:r>
+              <w:rPr>
+                <w:sz w:val="20"/>
+                <w:szCs w:val="20"/>
+                <w:highlight w:val="white"/>
+                <w:lang w:val="mn-MN"/>
+              </w:rPr>
+              <w:t xml:space="preserve">, </w:t>
             </w:r>
           </w:p>
         </w:tc>
@@ -1649,7 +1714,16 @@
                 <w:highlight w:val="white"/>
                 <w:lang w:val="mn-MN"/>
               </w:rPr>
-              <w:t>Бүтээлч байдал, өвөрмөц байдал</w:t>
+              <w:t xml:space="preserve">Бүтээлч байдал, </w:t>
+            </w:r>
+            <w:r>
+              <w:rPr>
+                <w:sz w:val="20"/>
+                <w:szCs w:val="20"/>
+                <w:highlight w:val="white"/>
+                <w:lang w:val="mn-MN"/>
+              </w:rPr>
+              <w:t>сэтгэлгээ</w:t>
             </w:r>
           </w:p>
         </w:tc>
@@ -1728,6 +1802,15 @@
                 <w:lang w:val="mn-MN"/>
               </w:rPr>
               <w:t>Өөрийн дүн шинжилгээ, анхны санаа</w:t>
+            </w:r>
+            <w:r>
+              <w:rPr>
+                <w:sz w:val="20"/>
+                <w:szCs w:val="20"/>
+                <w:highlight w:val="white"/>
+                <w:lang w:val="mn-MN"/>
+              </w:rPr>
+              <w:t>, баримт нотогоо, дүгнэлт</w:t>
             </w:r>
           </w:p>
         </w:tc>
@@ -1810,7 +1893,16 @@
                 <w:highlight w:val="white"/>
                 <w:lang w:val="mn-MN"/>
               </w:rPr>
-              <w:t>5 оноо</w:t>
+              <w:t>10</w:t>
+            </w:r>
+            <w:r>
+              <w:rPr>
+                <w:sz w:val="20"/>
+                <w:szCs w:val="20"/>
+                <w:highlight w:val="white"/>
+                <w:lang w:val="mn-MN"/>
+              </w:rPr>
+              <w:t xml:space="preserve"> оноо</w:t>
             </w:r>
           </w:p>
         </w:tc>
@@ -1997,6 +2089,7 @@
           <w:highlight w:val="white"/>
           <w:lang w:val="mn-MN"/>
         </w:rPr>
+        <w:lastRenderedPageBreak/>
         <w:t>Тав. Уралдааны шаардлага</w:t>
       </w:r>
     </w:p>
@@ -2042,7 +2135,28 @@
           <w:highlight w:val="white"/>
           <w:lang w:val="mn-MN"/>
         </w:rPr>
-        <w:t xml:space="preserve"> 800-1000 үг </w:t>
+        <w:t xml:space="preserve"> 800</w:t>
+      </w:r>
+      <w:r>
+        <w:rPr>
+          <w:highlight w:val="white"/>
+          <w:lang w:val="mn-MN"/>
+        </w:rPr>
+        <w:t xml:space="preserve"> </w:t>
+      </w:r>
+      <w:r>
+        <w:rPr>
+          <w:highlight w:val="white"/>
+          <w:lang w:val="mn-MN"/>
+        </w:rPr>
+        <w:t>үг</w:t>
+      </w:r>
+      <w:r>
+        <w:rPr>
+          <w:highlight w:val="white"/>
+          <w:lang w:val="mn-MN"/>
+        </w:rPr>
+        <w:t>.</w:t>
       </w:r>
     </w:p>
     <w:p>
@@ -2063,7 +2177,6 @@
           <w:u w:val="single"/>
           <w:lang w:val="mn-MN"/>
         </w:rPr>
-        <w:lastRenderedPageBreak/>
         <w:t>Бичгийн хэлбэр:</w:t>
       </w:r>
       <w:r>
@@ -2169,7 +2282,7 @@
         <w:jc w:val="both"/>
         <w:rPr>
           <w:highlight w:val="white"/>
-          <w:lang w:val="mn-MN"/>
+          <w:lang w:val="en-US"/>
         </w:rPr>
       </w:pPr>
       <w:r>
@@ -2177,8 +2290,115 @@
           <w:highlight w:val="white"/>
           <w:lang w:val="mn-MN"/>
         </w:rPr>
-        <w:t>Уралдааны шилдэг бүтээлд дараах шагналыг олгоно. Шагналыг сургуулийн захиргаа, эцэг эх, оролцогч сурагчдын өмнө нийтэд зарлана.</w:t>
-      </w:r>
+        <w:t xml:space="preserve">Уралдааны шилдэг бүтээлд дараах шагналыг олгоно. Шагналыг </w:t>
+      </w:r>
+      <w:r>
+        <w:rPr>
+          <w:highlight w:val="white"/>
+          <w:lang w:val="mn-MN"/>
+        </w:rPr>
+        <w:t>12</w:t>
+      </w:r>
+      <w:r>
+        <w:rPr>
+          <w:highlight w:val="white"/>
+          <w:lang w:val="mn-MN"/>
+        </w:rPr>
+        <w:t>-</w:t>
+      </w:r>
+      <w:r>
+        <w:rPr>
+          <w:highlight w:val="white"/>
+          <w:lang w:val="mn-MN"/>
+        </w:rPr>
+        <w:t xml:space="preserve">р анги, 10-11р анги гэсэн хоёр төрөлд тус бүр эхний гурван байрыг шалгаруулж </w:t>
+      </w:r>
+      <w:r>
+        <w:rPr>
+          <w:highlight w:val="white"/>
+          <w:lang w:val="en-US"/>
+        </w:rPr>
+        <w:t xml:space="preserve">2015 </w:t>
+      </w:r>
+      <w:r>
+        <w:rPr>
+          <w:highlight w:val="white"/>
+          <w:lang w:val="mn-MN"/>
+        </w:rPr>
+        <w:t xml:space="preserve">оны </w:t>
+      </w:r>
+      <w:r>
+        <w:rPr>
+          <w:highlight w:val="white"/>
+          <w:lang w:val="en-US"/>
+        </w:rPr>
+        <w:t xml:space="preserve">05 </w:t>
+      </w:r>
+      <w:r>
+        <w:rPr>
+          <w:highlight w:val="white"/>
+          <w:lang w:val="mn-MN"/>
+        </w:rPr>
+        <w:t>сарын 15</w:t>
+      </w:r>
+      <w:r>
+        <w:rPr>
+          <w:highlight w:val="white"/>
+          <w:lang w:val="mn-MN"/>
+        </w:rPr>
+        <w:t>-</w:t>
+      </w:r>
+      <w:r>
+        <w:rPr>
+          <w:highlight w:val="white"/>
+          <w:lang w:val="mn-MN"/>
+        </w:rPr>
+        <w:t>нд эвэнтийн төгсгөлд гардуулна</w:t>
+      </w:r>
+      <w:r>
+        <w:rPr>
+          <w:highlight w:val="white"/>
+          <w:lang w:val="mn-MN"/>
+        </w:rPr>
+        <w:t>.</w:t>
+      </w:r>
+      <w:r>
+        <w:rPr>
+          <w:highlight w:val="white"/>
+          <w:lang w:val="en-US"/>
+        </w:rPr>
+        <w:t xml:space="preserve"> </w:t>
+      </w:r>
+    </w:p>
+    <w:p>
+      <w:pPr>
+        <w:ind w:left="720"/>
+        <w:jc w:val="both"/>
+        <w:rPr>
+          <w:highlight w:val="white"/>
+          <w:lang w:val="mn-MN"/>
+        </w:rPr>
+      </w:pPr>
+    </w:p>
+    <w:p>
+      <w:pPr>
+        <w:ind w:left="720"/>
+        <w:jc w:val="both"/>
+        <w:rPr>
+          <w:highlight w:val="white"/>
+          <w:lang w:val="mn-MN"/>
+        </w:rPr>
+      </w:pPr>
+    </w:p>
+    <w:p>
+      <w:pPr>
+        <w:ind w:left="720"/>
+        <w:jc w:val="both"/>
+        <w:rPr>
+          <w:highlight w:val="white"/>
+          <w:lang w:val="mn-MN"/>
+        </w:rPr>
+      </w:pPr>
       <w:r>
         <w:rPr>
           <w:b/>
@@ -2193,9 +2413,18 @@
           <w:b/>
           <w:bCs/>
           <w:highlight w:val="white"/>
-          <w:lang w:val="mn-MN"/>
-        </w:rPr>
-        <w:tab/>
+          <w:lang w:val="en-US"/>
+        </w:rPr>
+        <w:t>12-</w:t>
+      </w:r>
+      <w:r>
+        <w:rPr>
+          <w:b/>
+          <w:bCs/>
+          <w:highlight w:val="white"/>
+          <w:lang w:val="mn-MN"/>
+        </w:rPr>
+        <w:t>р анги</w:t>
       </w:r>
     </w:p>
     <w:tbl>
@@ -2248,7 +2477,7 @@
                 <w:bCs/>
                 <w:sz w:val="20"/>
                 <w:highlight w:val="white"/>
-                <w:lang w:val="mn-MN"/>
+                <w:lang w:val="en-US"/>
               </w:rPr>
             </w:pPr>
             <w:r>
@@ -2416,6 +2645,46 @@
                 <w:bCs/>
                 <w:sz w:val="20"/>
                 <w:highlight w:val="white"/>
+                <w:lang w:val="mn-MN"/>
+              </w:rPr>
+            </w:pPr>
+            <w:r>
+              <w:rPr>
+                <w:bCs/>
+                <w:sz w:val="20"/>
+                <w:highlight w:val="white"/>
+                <w:lang w:val="mn-MN"/>
+              </w:rPr>
+              <w:t>700,000₮</w:t>
+            </w:r>
+          </w:p>
+        </w:tc>
+        <w:tc>
+          <w:tcPr>
+            <w:tcW w:w="3330" w:type="dxa"/>
+            <w:tcBorders>
+              <w:top w:val="single" w:sz="8" w:space="0" w:color="000000"/>
+              <w:left w:val="single" w:sz="8" w:space="0" w:color="000000"/>
+              <w:bottom w:val="single" w:sz="8" w:space="0" w:color="000000"/>
+              <w:right w:val="single" w:sz="8" w:space="0" w:color="000000"/>
+            </w:tcBorders>
+            <w:shd w:val="clear" w:color="auto" w:fill="FFFFFF"/>
+            <w:tcMar>
+              <w:top w:w="80" w:type="dxa"/>
+              <w:left w:w="120" w:type="dxa"/>
+              <w:bottom w:w="80" w:type="dxa"/>
+              <w:right w:w="120" w:type="dxa"/>
+            </w:tcMar>
+            <w:vAlign w:val="center"/>
+          </w:tcPr>
+          <w:p>
+            <w:pPr>
+              <w:spacing w:line="240" w:lineRule="auto"/>
+              <w:jc w:val="both"/>
+              <w:rPr>
+                <w:bCs/>
+                <w:sz w:val="20"/>
+                <w:highlight w:val="white"/>
                 <w:lang w:val="en-US"/>
               </w:rPr>
             </w:pPr>
@@ -2424,49 +2693,9 @@
                 <w:bCs/>
                 <w:sz w:val="20"/>
                 <w:highlight w:val="white"/>
-                <w:lang w:val="en-US"/>
-              </w:rPr>
-              <w:t>-</w:t>
-            </w:r>
-          </w:p>
-        </w:tc>
-        <w:tc>
-          <w:tcPr>
-            <w:tcW w:w="3330" w:type="dxa"/>
-            <w:tcBorders>
-              <w:top w:val="single" w:sz="8" w:space="0" w:color="000000"/>
-              <w:left w:val="single" w:sz="8" w:space="0" w:color="000000"/>
-              <w:bottom w:val="single" w:sz="8" w:space="0" w:color="000000"/>
-              <w:right w:val="single" w:sz="8" w:space="0" w:color="000000"/>
-            </w:tcBorders>
-            <w:shd w:val="clear" w:color="auto" w:fill="FFFFFF"/>
-            <w:tcMar>
-              <w:top w:w="80" w:type="dxa"/>
-              <w:left w:w="120" w:type="dxa"/>
-              <w:bottom w:w="80" w:type="dxa"/>
-              <w:right w:w="120" w:type="dxa"/>
-            </w:tcMar>
-            <w:vAlign w:val="center"/>
-          </w:tcPr>
-          <w:p>
-            <w:pPr>
-              <w:spacing w:line="240" w:lineRule="auto"/>
-              <w:jc w:val="both"/>
-              <w:rPr>
-                <w:bCs/>
-                <w:sz w:val="20"/>
-                <w:highlight w:val="white"/>
-                <w:lang w:val="en-US"/>
-              </w:rPr>
-            </w:pPr>
-            <w:r>
-              <w:rPr>
-                <w:bCs/>
-                <w:sz w:val="20"/>
-                <w:highlight w:val="white"/>
-                <w:lang w:val="en-US"/>
-              </w:rPr>
-              <w:t>-</w:t>
+                <w:lang w:val="mn-MN"/>
+              </w:rPr>
+              <w:t>“Americano english” 500,000₮ эрхийн бичиг</w:t>
             </w:r>
           </w:p>
         </w:tc>
@@ -2541,6 +2770,46 @@
                 <w:bCs/>
                 <w:sz w:val="20"/>
                 <w:highlight w:val="white"/>
+                <w:lang w:val="mn-MN"/>
+              </w:rPr>
+            </w:pPr>
+            <w:r>
+              <w:rPr>
+                <w:bCs/>
+                <w:sz w:val="20"/>
+                <w:highlight w:val="white"/>
+                <w:lang w:val="mn-MN"/>
+              </w:rPr>
+              <w:t>500,000₮</w:t>
+            </w:r>
+          </w:p>
+        </w:tc>
+        <w:tc>
+          <w:tcPr>
+            <w:tcW w:w="3330" w:type="dxa"/>
+            <w:tcBorders>
+              <w:top w:val="single" w:sz="8" w:space="0" w:color="000000"/>
+              <w:left w:val="single" w:sz="8" w:space="0" w:color="000000"/>
+              <w:bottom w:val="single" w:sz="8" w:space="0" w:color="000000"/>
+              <w:right w:val="single" w:sz="8" w:space="0" w:color="000000"/>
+            </w:tcBorders>
+            <w:shd w:val="clear" w:color="auto" w:fill="FFFFFF"/>
+            <w:tcMar>
+              <w:top w:w="80" w:type="dxa"/>
+              <w:left w:w="120" w:type="dxa"/>
+              <w:bottom w:w="80" w:type="dxa"/>
+              <w:right w:w="120" w:type="dxa"/>
+            </w:tcMar>
+            <w:vAlign w:val="center"/>
+          </w:tcPr>
+          <w:p>
+            <w:pPr>
+              <w:spacing w:line="240" w:lineRule="auto"/>
+              <w:jc w:val="both"/>
+              <w:rPr>
+                <w:bCs/>
+                <w:sz w:val="20"/>
+                <w:highlight w:val="white"/>
                 <w:lang w:val="en-US"/>
               </w:rPr>
             </w:pPr>
@@ -2549,49 +2818,9 @@
                 <w:bCs/>
                 <w:sz w:val="20"/>
                 <w:highlight w:val="white"/>
-                <w:lang w:val="en-US"/>
-              </w:rPr>
-              <w:t>-</w:t>
-            </w:r>
-          </w:p>
-        </w:tc>
-        <w:tc>
-          <w:tcPr>
-            <w:tcW w:w="3330" w:type="dxa"/>
-            <w:tcBorders>
-              <w:top w:val="single" w:sz="8" w:space="0" w:color="000000"/>
-              <w:left w:val="single" w:sz="8" w:space="0" w:color="000000"/>
-              <w:bottom w:val="single" w:sz="8" w:space="0" w:color="000000"/>
-              <w:right w:val="single" w:sz="8" w:space="0" w:color="000000"/>
-            </w:tcBorders>
-            <w:shd w:val="clear" w:color="auto" w:fill="FFFFFF"/>
-            <w:tcMar>
-              <w:top w:w="80" w:type="dxa"/>
-              <w:left w:w="120" w:type="dxa"/>
-              <w:bottom w:w="80" w:type="dxa"/>
-              <w:right w:w="120" w:type="dxa"/>
-            </w:tcMar>
-            <w:vAlign w:val="center"/>
-          </w:tcPr>
-          <w:p>
-            <w:pPr>
-              <w:spacing w:line="240" w:lineRule="auto"/>
-              <w:jc w:val="both"/>
-              <w:rPr>
-                <w:bCs/>
-                <w:sz w:val="20"/>
-                <w:highlight w:val="white"/>
-                <w:lang w:val="en-US"/>
-              </w:rPr>
-            </w:pPr>
-            <w:r>
-              <w:rPr>
-                <w:bCs/>
-                <w:sz w:val="20"/>
-                <w:highlight w:val="white"/>
-                <w:lang w:val="en-US"/>
-              </w:rPr>
-              <w:t>-</w:t>
+                <w:lang w:val="mn-MN"/>
+              </w:rPr>
+              <w:t>“Americano english” 500,000₮ эрхийн бичиг</w:t>
             </w:r>
           </w:p>
         </w:tc>
@@ -2666,6 +2895,46 @@
                 <w:bCs/>
                 <w:sz w:val="20"/>
                 <w:highlight w:val="white"/>
+                <w:lang w:val="mn-MN"/>
+              </w:rPr>
+            </w:pPr>
+            <w:r>
+              <w:rPr>
+                <w:bCs/>
+                <w:sz w:val="20"/>
+                <w:highlight w:val="white"/>
+                <w:lang w:val="mn-MN"/>
+              </w:rPr>
+              <w:t>300,000₮</w:t>
+            </w:r>
+          </w:p>
+        </w:tc>
+        <w:tc>
+          <w:tcPr>
+            <w:tcW w:w="3330" w:type="dxa"/>
+            <w:tcBorders>
+              <w:top w:val="single" w:sz="8" w:space="0" w:color="000000"/>
+              <w:left w:val="single" w:sz="8" w:space="0" w:color="000000"/>
+              <w:bottom w:val="single" w:sz="8" w:space="0" w:color="000000"/>
+              <w:right w:val="single" w:sz="8" w:space="0" w:color="000000"/>
+            </w:tcBorders>
+            <w:shd w:val="clear" w:color="auto" w:fill="FFFFFF"/>
+            <w:tcMar>
+              <w:top w:w="80" w:type="dxa"/>
+              <w:left w:w="120" w:type="dxa"/>
+              <w:bottom w:w="80" w:type="dxa"/>
+              <w:right w:w="120" w:type="dxa"/>
+            </w:tcMar>
+            <w:vAlign w:val="center"/>
+          </w:tcPr>
+          <w:p>
+            <w:pPr>
+              <w:spacing w:line="240" w:lineRule="auto"/>
+              <w:jc w:val="both"/>
+              <w:rPr>
+                <w:bCs/>
+                <w:sz w:val="20"/>
+                <w:highlight w:val="white"/>
                 <w:lang w:val="en-US"/>
               </w:rPr>
             </w:pPr>
@@ -2680,6 +2949,145 @@
             </w:r>
           </w:p>
         </w:tc>
+      </w:tr>
+    </w:tbl>
+    <w:p>
+      <w:pPr>
+        <w:spacing w:before="80"/>
+        <w:ind w:left="720"/>
+        <w:jc w:val="both"/>
+        <w:rPr>
+          <w:b/>
+          <w:bCs/>
+          <w:highlight w:val="white"/>
+          <w:lang w:val="mn-MN"/>
+        </w:rPr>
+      </w:pPr>
+      <w:r>
+        <w:rPr>
+          <w:b/>
+          <w:bCs/>
+          <w:highlight w:val="white"/>
+          <w:lang w:val="mn-MN"/>
+        </w:rPr>
+        <w:br/>
+      </w:r>
+      <w:r>
+        <w:rPr>
+          <w:b/>
+          <w:bCs/>
+          <w:highlight w:val="white"/>
+          <w:lang w:val="mn-MN"/>
+        </w:rPr>
+        <w:t>10-11р анги</w:t>
+      </w:r>
+    </w:p>
+    <w:tbl>
+      <w:tblPr>
+        <w:tblW w:w="8475" w:type="dxa"/>
+        <w:tblInd w:w="705" w:type="dxa"/>
+        <w:tblBorders>
+          <w:top w:val="nil"/>
+          <w:left w:val="nil"/>
+          <w:bottom w:val="nil"/>
+          <w:right w:val="nil"/>
+          <w:insideH w:val="nil"/>
+          <w:insideV w:val="nil"/>
+        </w:tblBorders>
+        <w:tblLayout w:type="fixed"/>
+        <w:tblLook w:val="0600" w:firstRow="0" w:lastRow="0" w:firstColumn="0" w:lastColumn="0" w:noHBand="1" w:noVBand="1"/>
+      </w:tblPr>
+      <w:tblGrid>
+        <w:gridCol w:w="1950"/>
+        <w:gridCol w:w="3195"/>
+        <w:gridCol w:w="3330"/>
+      </w:tblGrid>
+      <w:tr>
+        <w:trPr>
+          <w:trHeight w:val="16"/>
+        </w:trPr>
+        <w:tc>
+          <w:tcPr>
+            <w:tcW w:w="1950" w:type="dxa"/>
+            <w:tcBorders>
+              <w:top w:val="single" w:sz="8" w:space="0" w:color="000000"/>
+              <w:left w:val="single" w:sz="8" w:space="0" w:color="000000"/>
+              <w:bottom w:val="single" w:sz="8" w:space="0" w:color="000000"/>
+              <w:right w:val="single" w:sz="8" w:space="0" w:color="000000"/>
+            </w:tcBorders>
+            <w:shd w:val="clear" w:color="auto" w:fill="FFFFFF"/>
+            <w:tcMar>
+              <w:top w:w="80" w:type="dxa"/>
+              <w:left w:w="120" w:type="dxa"/>
+              <w:bottom w:w="80" w:type="dxa"/>
+              <w:right w:w="120" w:type="dxa"/>
+            </w:tcMar>
+          </w:tcPr>
+          <w:p>
+            <w:pPr>
+              <w:spacing w:line="240" w:lineRule="auto"/>
+              <w:jc w:val="center"/>
+              <w:rPr>
+                <w:b/>
+                <w:bCs/>
+                <w:sz w:val="20"/>
+                <w:highlight w:val="white"/>
+                <w:lang w:val="mn-MN"/>
+              </w:rPr>
+            </w:pPr>
+            <w:r>
+              <w:rPr>
+                <w:b/>
+                <w:bCs/>
+                <w:sz w:val="20"/>
+                <w:highlight w:val="white"/>
+                <w:lang w:val="mn-MN"/>
+              </w:rPr>
+              <w:t>Байр</w:t>
+            </w:r>
+          </w:p>
+        </w:tc>
+        <w:tc>
+          <w:tcPr>
+            <w:tcW w:w="3195" w:type="dxa"/>
+            <w:tcBorders>
+              <w:top w:val="single" w:sz="8" w:space="0" w:color="000000"/>
+              <w:left w:val="single" w:sz="8" w:space="0" w:color="000000"/>
+              <w:bottom w:val="single" w:sz="8" w:space="0" w:color="000000"/>
+              <w:right w:val="single" w:sz="8" w:space="0" w:color="000000"/>
+            </w:tcBorders>
+            <w:shd w:val="clear" w:color="auto" w:fill="FFFFFF"/>
+            <w:tcMar>
+              <w:top w:w="80" w:type="dxa"/>
+              <w:left w:w="120" w:type="dxa"/>
+              <w:bottom w:w="80" w:type="dxa"/>
+              <w:right w:w="120" w:type="dxa"/>
+            </w:tcMar>
+          </w:tcPr>
+          <w:p>
+            <w:pPr>
+              <w:spacing w:line="240" w:lineRule="auto"/>
+              <w:jc w:val="center"/>
+              <w:rPr>
+                <w:b/>
+                <w:bCs/>
+                <w:sz w:val="20"/>
+                <w:highlight w:val="white"/>
+                <w:lang w:val="mn-MN"/>
+              </w:rPr>
+            </w:pPr>
+            <w:r>
+              <w:rPr>
+                <w:b/>
+                <w:bCs/>
+                <w:sz w:val="20"/>
+                <w:highlight w:val="white"/>
+                <w:lang w:val="mn-MN"/>
+              </w:rPr>
+              <w:t>Мөнгөн шагнал</w:t>
+            </w:r>
+          </w:p>
+        </w:tc>
         <w:tc>
           <w:tcPr>
             <w:tcW w:w="3330" w:type="dxa"/>
@@ -2696,27 +3104,28 @@
               <w:bottom w:w="80" w:type="dxa"/>
               <w:right w:w="120" w:type="dxa"/>
             </w:tcMar>
-            <w:vAlign w:val="center"/>
-          </w:tcPr>
-          <w:p>
-            <w:pPr>
-              <w:spacing w:line="240" w:lineRule="auto"/>
-              <w:jc w:val="both"/>
-              <w:rPr>
-                <w:bCs/>
-                <w:sz w:val="20"/>
-                <w:highlight w:val="white"/>
-                <w:lang w:val="en-US"/>
-              </w:rPr>
-            </w:pPr>
-            <w:r>
-              <w:rPr>
-                <w:bCs/>
-                <w:sz w:val="20"/>
-                <w:highlight w:val="white"/>
-                <w:lang w:val="en-US"/>
-              </w:rPr>
-              <w:t>-</w:t>
+          </w:tcPr>
+          <w:p>
+            <w:pPr>
+              <w:spacing w:line="240" w:lineRule="auto"/>
+              <w:jc w:val="center"/>
+              <w:rPr>
+                <w:b/>
+                <w:bCs/>
+                <w:sz w:val="20"/>
+                <w:highlight w:val="white"/>
+                <w:lang w:val="mn-MN"/>
+              </w:rPr>
+            </w:pPr>
+            <w:r>
+              <w:rPr>
+                <w:b/>
+                <w:bCs/>
+                <w:sz w:val="20"/>
+                <w:highlight w:val="white"/>
+                <w:lang w:val="mn-MN"/>
+              </w:rPr>
+              <w:t>Нэмэлт урамшуулал</w:t>
             </w:r>
           </w:p>
         </w:tc>
@@ -2761,7 +3170,7 @@
                 <w:highlight w:val="white"/>
                 <w:lang w:val="mn-MN"/>
               </w:rPr>
-              <w:t>IV байр</w:t>
+              <w:t>I байр</w:t>
             </w:r>
           </w:p>
         </w:tc>
@@ -2791,6 +3200,46 @@
                 <w:bCs/>
                 <w:sz w:val="20"/>
                 <w:highlight w:val="white"/>
+                <w:lang w:val="mn-MN"/>
+              </w:rPr>
+            </w:pPr>
+            <w:r>
+              <w:rPr>
+                <w:bCs/>
+                <w:sz w:val="20"/>
+                <w:highlight w:val="white"/>
+                <w:lang w:val="mn-MN"/>
+              </w:rPr>
+              <w:t>500,000₮</w:t>
+            </w:r>
+          </w:p>
+        </w:tc>
+        <w:tc>
+          <w:tcPr>
+            <w:tcW w:w="3330" w:type="dxa"/>
+            <w:tcBorders>
+              <w:top w:val="single" w:sz="8" w:space="0" w:color="000000"/>
+              <w:left w:val="single" w:sz="8" w:space="0" w:color="000000"/>
+              <w:bottom w:val="single" w:sz="8" w:space="0" w:color="000000"/>
+              <w:right w:val="single" w:sz="8" w:space="0" w:color="000000"/>
+            </w:tcBorders>
+            <w:shd w:val="clear" w:color="auto" w:fill="FFFFFF"/>
+            <w:tcMar>
+              <w:top w:w="80" w:type="dxa"/>
+              <w:left w:w="120" w:type="dxa"/>
+              <w:bottom w:w="80" w:type="dxa"/>
+              <w:right w:w="120" w:type="dxa"/>
+            </w:tcMar>
+            <w:vAlign w:val="center"/>
+          </w:tcPr>
+          <w:p>
+            <w:pPr>
+              <w:spacing w:line="240" w:lineRule="auto"/>
+              <w:jc w:val="both"/>
+              <w:rPr>
+                <w:bCs/>
+                <w:sz w:val="20"/>
+                <w:highlight w:val="white"/>
                 <w:lang w:val="en-US"/>
               </w:rPr>
             </w:pPr>
@@ -2800,46 +3249,6 @@
                 <w:sz w:val="20"/>
                 <w:highlight w:val="white"/>
                 <w:lang w:val="en-US"/>
-              </w:rPr>
-              <w:t>-</w:t>
-            </w:r>
-          </w:p>
-        </w:tc>
-        <w:tc>
-          <w:tcPr>
-            <w:tcW w:w="3330" w:type="dxa"/>
-            <w:tcBorders>
-              <w:top w:val="single" w:sz="8" w:space="0" w:color="000000"/>
-              <w:left w:val="single" w:sz="8" w:space="0" w:color="000000"/>
-              <w:bottom w:val="single" w:sz="8" w:space="0" w:color="000000"/>
-              <w:right w:val="single" w:sz="8" w:space="0" w:color="000000"/>
-            </w:tcBorders>
-            <w:shd w:val="clear" w:color="auto" w:fill="FFFFFF"/>
-            <w:tcMar>
-              <w:top w:w="80" w:type="dxa"/>
-              <w:left w:w="120" w:type="dxa"/>
-              <w:bottom w:w="80" w:type="dxa"/>
-              <w:right w:w="120" w:type="dxa"/>
-            </w:tcMar>
-            <w:vAlign w:val="center"/>
-          </w:tcPr>
-          <w:p>
-            <w:pPr>
-              <w:spacing w:line="240" w:lineRule="auto"/>
-              <w:jc w:val="both"/>
-              <w:rPr>
-                <w:bCs/>
-                <w:sz w:val="20"/>
-                <w:highlight w:val="white"/>
-                <w:lang w:val="mn-MN"/>
-              </w:rPr>
-            </w:pPr>
-            <w:r>
-              <w:rPr>
-                <w:bCs/>
-                <w:sz w:val="20"/>
-                <w:highlight w:val="white"/>
-                <w:lang w:val="mn-MN"/>
               </w:rPr>
               <w:t>-</w:t>
             </w:r>
@@ -2886,7 +3295,7 @@
                 <w:highlight w:val="white"/>
                 <w:lang w:val="mn-MN"/>
               </w:rPr>
-              <w:t>V байр</w:t>
+              <w:t>II байр</w:t>
             </w:r>
           </w:p>
         </w:tc>
@@ -2916,6 +3325,46 @@
                 <w:bCs/>
                 <w:sz w:val="20"/>
                 <w:highlight w:val="white"/>
+                <w:lang w:val="mn-MN"/>
+              </w:rPr>
+            </w:pPr>
+            <w:r>
+              <w:rPr>
+                <w:bCs/>
+                <w:sz w:val="20"/>
+                <w:highlight w:val="white"/>
+                <w:lang w:val="mn-MN"/>
+              </w:rPr>
+              <w:t>300,000₮</w:t>
+            </w:r>
+          </w:p>
+        </w:tc>
+        <w:tc>
+          <w:tcPr>
+            <w:tcW w:w="3330" w:type="dxa"/>
+            <w:tcBorders>
+              <w:top w:val="single" w:sz="8" w:space="0" w:color="000000"/>
+              <w:left w:val="single" w:sz="8" w:space="0" w:color="000000"/>
+              <w:bottom w:val="single" w:sz="8" w:space="0" w:color="000000"/>
+              <w:right w:val="single" w:sz="8" w:space="0" w:color="000000"/>
+            </w:tcBorders>
+            <w:shd w:val="clear" w:color="auto" w:fill="FFFFFF"/>
+            <w:tcMar>
+              <w:top w:w="80" w:type="dxa"/>
+              <w:left w:w="120" w:type="dxa"/>
+              <w:bottom w:w="80" w:type="dxa"/>
+              <w:right w:w="120" w:type="dxa"/>
+            </w:tcMar>
+            <w:vAlign w:val="center"/>
+          </w:tcPr>
+          <w:p>
+            <w:pPr>
+              <w:spacing w:line="240" w:lineRule="auto"/>
+              <w:jc w:val="both"/>
+              <w:rPr>
+                <w:bCs/>
+                <w:sz w:val="20"/>
+                <w:highlight w:val="white"/>
                 <w:lang w:val="en-US"/>
               </w:rPr>
             </w:pPr>
@@ -2928,8 +3377,91 @@
               </w:rPr>
               <w:t>-</w:t>
             </w:r>
-            <w:bookmarkStart w:id="0" w:name="_GoBack"/>
-            <w:bookmarkEnd w:id="0"/>
+          </w:p>
+        </w:tc>
+      </w:tr>
+      <w:tr>
+        <w:trPr>
+          <w:trHeight w:val="142"/>
+        </w:trPr>
+        <w:tc>
+          <w:tcPr>
+            <w:tcW w:w="1950" w:type="dxa"/>
+            <w:tcBorders>
+              <w:top w:val="single" w:sz="8" w:space="0" w:color="000000"/>
+              <w:left w:val="single" w:sz="8" w:space="0" w:color="000000"/>
+              <w:bottom w:val="single" w:sz="8" w:space="0" w:color="000000"/>
+              <w:right w:val="single" w:sz="8" w:space="0" w:color="000000"/>
+            </w:tcBorders>
+            <w:shd w:val="clear" w:color="auto" w:fill="FFFFFF"/>
+            <w:tcMar>
+              <w:top w:w="80" w:type="dxa"/>
+              <w:left w:w="120" w:type="dxa"/>
+              <w:bottom w:w="80" w:type="dxa"/>
+              <w:right w:w="120" w:type="dxa"/>
+            </w:tcMar>
+            <w:vAlign w:val="center"/>
+          </w:tcPr>
+          <w:p>
+            <w:pPr>
+              <w:spacing w:line="240" w:lineRule="auto"/>
+              <w:jc w:val="center"/>
+              <w:rPr>
+                <w:bCs/>
+                <w:sz w:val="20"/>
+                <w:highlight w:val="white"/>
+                <w:lang w:val="mn-MN"/>
+              </w:rPr>
+            </w:pPr>
+            <w:r>
+              <w:rPr>
+                <w:bCs/>
+                <w:sz w:val="20"/>
+                <w:highlight w:val="white"/>
+                <w:lang w:val="mn-MN"/>
+              </w:rPr>
+              <w:t>III байр</w:t>
+            </w:r>
+          </w:p>
+        </w:tc>
+        <w:tc>
+          <w:tcPr>
+            <w:tcW w:w="3195" w:type="dxa"/>
+            <w:tcBorders>
+              <w:top w:val="single" w:sz="8" w:space="0" w:color="000000"/>
+              <w:left w:val="single" w:sz="8" w:space="0" w:color="000000"/>
+              <w:bottom w:val="single" w:sz="8" w:space="0" w:color="000000"/>
+              <w:right w:val="single" w:sz="8" w:space="0" w:color="000000"/>
+            </w:tcBorders>
+            <w:shd w:val="clear" w:color="auto" w:fill="FFFFFF"/>
+            <w:tcMar>
+              <w:top w:w="80" w:type="dxa"/>
+              <w:left w:w="120" w:type="dxa"/>
+              <w:bottom w:w="80" w:type="dxa"/>
+              <w:right w:w="120" w:type="dxa"/>
+            </w:tcMar>
+            <w:vAlign w:val="center"/>
+          </w:tcPr>
+          <w:p>
+            <w:pPr>
+              <w:spacing w:line="240" w:lineRule="auto"/>
+              <w:jc w:val="center"/>
+              <w:rPr>
+                <w:bCs/>
+                <w:sz w:val="20"/>
+                <w:highlight w:val="white"/>
+                <w:lang w:val="mn-MN"/>
+              </w:rPr>
+            </w:pPr>
+            <w:r>
+              <w:rPr>
+                <w:bCs/>
+                <w:sz w:val="20"/>
+                <w:highlight w:val="white"/>
+                <w:lang w:val="mn-MN"/>
+              </w:rPr>
+              <w:t>200,000₮</w:t>
+            </w:r>
           </w:p>
         </w:tc>
         <w:tc>
@@ -2958,15 +3490,15 @@
                 <w:bCs/>
                 <w:sz w:val="20"/>
                 <w:highlight w:val="white"/>
-                <w:lang w:val="mn-MN"/>
-              </w:rPr>
-            </w:pPr>
-            <w:r>
-              <w:rPr>
-                <w:bCs/>
-                <w:sz w:val="20"/>
-                <w:highlight w:val="white"/>
-                <w:lang w:val="mn-MN"/>
+                <w:lang w:val="en-US"/>
+              </w:rPr>
+            </w:pPr>
+            <w:r>
+              <w:rPr>
+                <w:bCs/>
+                <w:sz w:val="20"/>
+                <w:highlight w:val="white"/>
+                <w:lang w:val="en-US"/>
               </w:rPr>
               <w:t>-</w:t>
             </w:r>
